--- a/klagomål/A 1667-2026 FSC-klagomål.docx
+++ b/klagomål/A 1667-2026 FSC-klagomål.docx
@@ -684,7 +684,7 @@
     <w:r>
       <w:tab/>
       <w:tab/>
-      <w:t>2026-01-14</w:t>
+      <w:t>2026-01-15</w:t>
       <w:br/>
       <w:br/>
     </w:r>

--- a/klagomål/A 1667-2026 FSC-klagomål.docx
+++ b/klagomål/A 1667-2026 FSC-klagomål.docx
@@ -684,7 +684,7 @@
     <w:r>
       <w:tab/>
       <w:tab/>
-      <w:t>2026-01-15</w:t>
+      <w:t>2026-01-16</w:t>
       <w:br/>
       <w:br/>
     </w:r>

--- a/klagomål/A 1667-2026 FSC-klagomål.docx
+++ b/klagomål/A 1667-2026 FSC-klagomål.docx
@@ -684,7 +684,7 @@
     <w:r>
       <w:tab/>
       <w:tab/>
-      <w:t>2026-01-16</w:t>
+      <w:t>2026-01-17</w:t>
       <w:br/>
       <w:br/>
     </w:r>

--- a/klagomål/A 1667-2026 FSC-klagomål.docx
+++ b/klagomål/A 1667-2026 FSC-klagomål.docx
@@ -684,7 +684,7 @@
     <w:r>
       <w:tab/>
       <w:tab/>
-      <w:t>2026-01-17</w:t>
+      <w:t>2026-01-18</w:t>
       <w:br/>
       <w:br/>
     </w:r>

--- a/klagomål/A 1667-2026 FSC-klagomål.docx
+++ b/klagomål/A 1667-2026 FSC-klagomål.docx
@@ -684,7 +684,7 @@
     <w:r>
       <w:tab/>
       <w:tab/>
-      <w:t>2026-01-18</w:t>
+      <w:t>2026-01-19</w:t>
       <w:br/>
       <w:br/>
     </w:r>

--- a/klagomål/A 1667-2026 FSC-klagomål.docx
+++ b/klagomål/A 1667-2026 FSC-klagomål.docx
@@ -684,7 +684,7 @@
     <w:r>
       <w:tab/>
       <w:tab/>
-      <w:t>2026-01-19</w:t>
+      <w:t>2026-01-20</w:t>
       <w:br/>
       <w:br/>
     </w:r>

--- a/klagomål/A 1667-2026 FSC-klagomål.docx
+++ b/klagomål/A 1667-2026 FSC-klagomål.docx
@@ -684,7 +684,7 @@
     <w:r>
       <w:tab/>
       <w:tab/>
-      <w:t>2026-01-20</w:t>
+      <w:t>2026-01-21</w:t>
       <w:br/>
       <w:br/>
     </w:r>

--- a/klagomål/A 1667-2026 FSC-klagomål.docx
+++ b/klagomål/A 1667-2026 FSC-klagomål.docx
@@ -684,7 +684,7 @@
     <w:r>
       <w:tab/>
       <w:tab/>
-      <w:t>2026-01-21</w:t>
+      <w:t>2026-01-23</w:t>
       <w:br/>
       <w:br/>
     </w:r>

--- a/klagomål/A 1667-2026 FSC-klagomål.docx
+++ b/klagomål/A 1667-2026 FSC-klagomål.docx
@@ -684,7 +684,7 @@
     <w:r>
       <w:tab/>
       <w:tab/>
-      <w:t>2026-01-23</w:t>
+      <w:t>2026-01-24</w:t>
       <w:br/>
       <w:br/>
     </w:r>

--- a/klagomål/A 1667-2026 FSC-klagomål.docx
+++ b/klagomål/A 1667-2026 FSC-klagomål.docx
@@ -684,7 +684,7 @@
     <w:r>
       <w:tab/>
       <w:tab/>
-      <w:t>2026-01-24</w:t>
+      <w:t>2026-01-25</w:t>
       <w:br/>
       <w:br/>
     </w:r>

--- a/klagomål/A 1667-2026 FSC-klagomål.docx
+++ b/klagomål/A 1667-2026 FSC-klagomål.docx
@@ -684,7 +684,7 @@
     <w:r>
       <w:tab/>
       <w:tab/>
-      <w:t>2026-01-25</w:t>
+      <w:t>2026-01-26</w:t>
       <w:br/>
       <w:br/>
     </w:r>

--- a/klagomål/A 1667-2026 FSC-klagomål.docx
+++ b/klagomål/A 1667-2026 FSC-klagomål.docx
@@ -684,7 +684,7 @@
     <w:r>
       <w:tab/>
       <w:tab/>
-      <w:t>2026-01-26</w:t>
+      <w:t>2026-01-27</w:t>
       <w:br/>
       <w:br/>
     </w:r>

--- a/klagomål/A 1667-2026 FSC-klagomål.docx
+++ b/klagomål/A 1667-2026 FSC-klagomål.docx
@@ -684,7 +684,7 @@
     <w:r>
       <w:tab/>
       <w:tab/>
-      <w:t>2026-01-27</w:t>
+      <w:t>2026-01-28</w:t>
       <w:br/>
       <w:br/>
     </w:r>

--- a/klagomål/A 1667-2026 FSC-klagomål.docx
+++ b/klagomål/A 1667-2026 FSC-klagomål.docx
@@ -112,7 +112,7 @@
         <w:pStyle w:val="ListBullet"/>
       </w:pPr>
       <w:r>
-        <w:t>Om ett ombud (tex Norra skog eller Mellanskog) avverkningsanmäler en skog med naturvärden motsvarande nyckelbiotops kvalité men markägaren inte är FSC certifierad, bör du skicka in ett FSC kontrollerat virke klagomål. Då ska klagomålet skickas till ombudsföretaget.</w:t>
+        <w:t>Om ett ombud (tex Norra skog eller Mellanskog) avverkningsanmäler en skog med naturvärden motsvarande nyckelbiotops kvalitet men markägaren inte är FSC certifierad, bör du skicka in ett FSC kontrollerat virke klagomål. Då ska klagomålet skickas till ombudsföretaget.</w:t>
       </w:r>
     </w:p>
     <w:p>
@@ -251,10 +251,39 @@
         <w:rPr>
           <w:b/>
         </w:rPr>
+        <w:t>Bronshjon</w:t>
+      </w:r>
+      <w:r>
+        <w:t xml:space="preserve"> är en skalbagge vars larvutveckling sker under grov bark på stammar av döda eller döende barrträd, främst gran, i mindre omfattning tall. Arten är knuten till äldre, naturskogslik granskog med inslag av torkande träd. Bronshjon är typisk art för </w:t>
+      </w:r>
+      <w:r>
+        <w:rPr>
+          <w:i/>
+        </w:rPr>
+        <w:t>9010 Taiga</w:t>
+      </w:r>
+      <w:r>
+        <w:t xml:space="preserve"> (SLU Artdatabanken, 2025).</w:t>
+      </w:r>
+    </w:p>
+    <w:p>
+      <w:r>
+        <w:rPr>
+          <w:b/>
+        </w:rPr>
         <w:t>Grovticka</w:t>
       </w:r>
       <w:r>
-        <w:t xml:space="preserve"> är i skogslandskapet främst knuten till naturskogsartad äldre barrskog. Den är där en värdefull ”gammelskogsindikator” och påträffas mest vid tallar som är över 200 år gamla (Nitare &amp; Skogsstyrelsen, 2019).</w:t>
+        <w:t xml:space="preserve"> är i skogslandskapet främst knuten till naturskogsartad äldre barrskog. Den är där en värdefull ”gammelskogsindikator” och påträffas mest vid tallar som är över 200 år gamla.  Grovticka är typisk art för </w:t>
+      </w:r>
+      <w:r>
+        <w:rPr>
+          <w:i/>
+        </w:rPr>
+        <w:t xml:space="preserve">9060 Åsbarrskog </w:t>
+      </w:r>
+      <w:r>
+        <w:t>(Nitare &amp; Skogsstyrelsen, 2019; SLU Artdatabanken, 2025).</w:t>
       </w:r>
     </w:p>
     <w:p>
@@ -265,7 +294,25 @@
         <w:t>Reliktbock (NT)</w:t>
       </w:r>
       <w:r>
-        <w:t xml:space="preserve"> är en skalbagge vars larvutveckling sker i tjock, solexponerad skorpbark på gamla, levande tallar. Ofta i träd som under längre tid stått fritt och öppet, t.ex. i kantzoner i odlingslandskap, längs stränder och åsar, men också i gles, gammal tallskog på mager mark. Arten är brandgynnad genom att omgivande småträd och buskar försvinner vid lågintensiva bränder samtidigt som gamla tallar överlever och förblir solexponerade. Minskningstakten för den svenska populationen bedöms vara nära gränsvärdet för Sårbar (VU) och i den europeiska rödlistan är reliktbock rödlistad som Sårbar (VU) vilket innebär att Sverige har ett internationellt ansvar för arten. Gamla tallskogar bör få ett långsiktigt skydd, och inte slutavverkas (SLU Artdatabanken, 2024; IUCN, 2016).</w:t>
+        <w:t xml:space="preserve"> är en skalbagge vars larvutveckling sker i tjock, solexponerad skorpbark på gamla, levande tallar. Ofta i träd som under längre tid stått fritt och öppet, t.ex. i kantzoner i odlingslandskap, längs stränder och åsar, men också i gles, gammal tallskog på mager mark. Arten är brandgynnad genom att omgivande småträd och buskar försvinner vid lågintensiva bränder samtidigt som gamla tallar överlever och förblir solexponerade. Minskningstakten för den svenska populationen bedöms vara nära gränsvärdet för Sårbar (VU) och i den europeiska rödlistan är reliktbock rödlistad som Sårbar (VU) vilket innebär att Sverige har ett internationellt ansvar för arten. Gamla tallskogar bör få ett långsiktigt skydd, och inte slutavverkas. Reliktbock är typisk art för </w:t>
+      </w:r>
+      <w:r>
+        <w:rPr>
+          <w:i/>
+        </w:rPr>
+        <w:t>9010 Taiga</w:t>
+      </w:r>
+      <w:r>
+        <w:t xml:space="preserve"> och</w:t>
+      </w:r>
+      <w:r>
+        <w:rPr>
+          <w:i/>
+        </w:rPr>
+        <w:t xml:space="preserve"> 9060 Åsbarrskog</w:t>
+      </w:r>
+      <w:r>
+        <w:t xml:space="preserve"> (SLU Artdatabanken, 2024; IUCN, 2016).</w:t>
       </w:r>
     </w:p>
     <w:p>
@@ -276,7 +323,25 @@
         <w:t xml:space="preserve">Tallticka (NT) </w:t>
       </w:r>
       <w:r>
-        <w:t>uppträder först på tallar som är 100–150 år gamla men är vanligast på träd som är runt 150–200 år eller äldre. I skogslandskapet är den främst knuten till tallnaturskogar och restbiotoper med biologiskt gamla träd och signalerar vanligtvis skyddsvärda tallbestånd med höga naturvärden (SLU Artdatabanken, 2023; Nitare &amp; Skogsstyrelsen, 2019).</w:t>
+        <w:t xml:space="preserve">uppträder först på tallar som är 100–150 år gamla men är vanligast på träd som är runt 150–200 år eller äldre. I skogslandskapet är den främst knuten till tallnaturskogar och restbiotoper med biologiskt gamla träd och signalerar vanligtvis skyddsvärda tallbestånd med höga naturvärden. Tallticka är typisk art för </w:t>
+      </w:r>
+      <w:r>
+        <w:rPr>
+          <w:i/>
+        </w:rPr>
+        <w:t xml:space="preserve">9010 Taiga </w:t>
+      </w:r>
+      <w:r>
+        <w:t xml:space="preserve">och </w:t>
+      </w:r>
+      <w:r>
+        <w:rPr>
+          <w:i/>
+        </w:rPr>
+        <w:t>9060 Åsbarrskog</w:t>
+      </w:r>
+      <w:r>
+        <w:t xml:space="preserve"> (SLU Artdatabanken, 2023; Nitare &amp; Skogsstyrelsen, 2019).</w:t>
       </w:r>
     </w:p>
     <w:p>
@@ -684,7 +749,7 @@
     <w:r>
       <w:tab/>
       <w:tab/>
-      <w:t>2026-01-28</w:t>
+      <w:t>2026-01-29</w:t>
       <w:br/>
       <w:br/>
     </w:r>

--- a/klagomål/A 1667-2026 FSC-klagomål.docx
+++ b/klagomål/A 1667-2026 FSC-klagomål.docx
@@ -749,7 +749,7 @@
     <w:r>
       <w:tab/>
       <w:tab/>
-      <w:t>2026-01-29</w:t>
+      <w:t>2026-01-30</w:t>
       <w:br/>
       <w:br/>
     </w:r>

--- a/klagomål/A 1667-2026 FSC-klagomål.docx
+++ b/klagomål/A 1667-2026 FSC-klagomål.docx
@@ -749,7 +749,7 @@
     <w:r>
       <w:tab/>
       <w:tab/>
-      <w:t>2026-01-30</w:t>
+      <w:t>2026-01-31</w:t>
       <w:br/>
       <w:br/>
     </w:r>

--- a/klagomål/A 1667-2026 FSC-klagomål.docx
+++ b/klagomål/A 1667-2026 FSC-klagomål.docx
@@ -749,7 +749,7 @@
     <w:r>
       <w:tab/>
       <w:tab/>
-      <w:t>2026-01-31</w:t>
+      <w:t>2026-02-01</w:t>
       <w:br/>
       <w:br/>
     </w:r>
